--- a/Fase 2/Evidencias Proyecto/Evidencias de documentación/Documentación/Documento de Épicas e Historias de Usuario SIGET.docx
+++ b/Fase 2/Evidencias Proyecto/Evidencias de documentación/Documentación/Documento de Épicas e Historias de Usuario SIGET.docx
@@ -7826,7 +7826,7 @@
           <mc:Choice Requires="wpg">
             <w:drawing>
               <wp:inline xmlns:wp="http://schemas.openxmlformats.org/drawingml/2006/wordprocessingDrawing" distT="0" distB="0" distL="0" distR="0">
-                <wp:extent cx="5612130" cy="1473200"/>
+                <wp:extent cx="5612130" cy="1293851"/>
                 <wp:effectExtent l="0" t="0" r="0" b="0"/>
                 <wp:docPr id="16" name="image8.png"/>
                 <wp:cNvGraphicFramePr/>

--- a/Fase 2/Evidencias Proyecto/Evidencias de documentación/Documentación/Documento de Épicas e Historias de Usuario SIGET.docx
+++ b/Fase 2/Evidencias Proyecto/Evidencias de documentación/Documentación/Documento de Épicas e Historias de Usuario SIGET.docx
@@ -8170,7 +8170,7 @@
           <mc:Choice Requires="wpg">
             <w:drawing>
               <wp:inline xmlns:wp="http://schemas.openxmlformats.org/drawingml/2006/wordprocessingDrawing" distT="0" distB="0" distL="0" distR="0">
-                <wp:extent cx="5612130" cy="1968500"/>
+                <wp:extent cx="5612130" cy="1938736"/>
                 <wp:effectExtent l="0" t="0" r="0" b="0"/>
                 <wp:docPr id="20" name="image19.png"/>
                 <wp:cNvGraphicFramePr/>
